--- a/Course/1 Component 1 - Computer Systems/1.1 Processors, Input, Output and Storage/00 Topic Resources/6 End-of-Topic Worksheet (editable).docx
+++ b/Course/1 Component 1 - Computer Systems/1.1 Processors, Input, Output and Storage/00 Topic Resources/6 End-of-Topic Worksheet (editable).docx
@@ -7,12 +7,17 @@
         <w:pStyle w:val="Heading1"/>
       </w:pPr>
       <w:r>
+        <w:rPr>
+          <w:b w:val="0"/>
+          <w:i w:val="0"/>
+        </w:rPr>
         <w:t>Worksheet — 1.1 Processors, Input, Output &amp; Storage</w:t>
       </w:r>
     </w:p>
     <w:p>
       <w:r>
         <w:rPr>
+          <w:b w:val="0"/>
           <w:i/>
         </w:rPr>
         <w:t>OCR A Level Computer Science (H446) — Component 01, Section 1.1 (1.1.1 processor, 1.1.2 processor types, 1.1.3 I/O &amp; storage).</w:t>
@@ -20,29 +25,19 @@
     </w:p>
     <w:p>
       <w:r>
-        <w:t xml:space="preserve">Name: </w:t>
-      </w:r>
-      <w:r>
         <w:rPr>
-          <w:b/>
+          <w:b w:val="0"/>
+          <w:i w:val="0"/>
         </w:rPr>
-        <w:t>_</w:t>
-      </w:r>
-      <w:r>
-        <w:t xml:space="preserve">_  Date: </w:t>
-      </w:r>
-      <w:r>
-        <w:rPr>
-          <w:b/>
-        </w:rPr>
-        <w:t>_</w:t>
-      </w:r>
-      <w:r>
-        <w:t>_</w:t>
+        <w:t>Name: ______  Date: ______</w:t>
       </w:r>
     </w:p>
     <w:p>
       <w:r>
+        <w:rPr>
+          <w:b w:val="0"/>
+          <w:i w:val="0"/>
+        </w:rPr>
         <w:t>Time: ~60 min. Write your answers in the spaces; check against the answer key at the end.</w:t>
       </w:r>
     </w:p>
@@ -58,6 +53,10 @@
         <w:pStyle w:val="Heading2"/>
       </w:pPr>
       <w:r>
+        <w:rPr>
+          <w:b w:val="0"/>
+          <w:i w:val="0"/>
+        </w:rPr>
         <w:t>Section A — Skills practice</w:t>
       </w:r>
     </w:p>
@@ -66,11 +65,19 @@
         <w:pStyle w:val="Heading3"/>
       </w:pPr>
       <w:r>
+        <w:rPr>
+          <w:b w:val="0"/>
+          <w:i w:val="0"/>
+        </w:rPr>
         <w:t>1. Key-term match</w:t>
       </w:r>
     </w:p>
     <w:p>
       <w:r>
+        <w:rPr>
+          <w:b w:val="0"/>
+          <w:i w:val="0"/>
+        </w:rPr>
         <w:t>Match each term (1–8) to its definition (A–H). Write the letter on the line.</w:t>
       </w:r>
     </w:p>
@@ -78,6 +85,7 @@
       <w:r>
         <w:rPr>
           <w:b/>
+          <w:i w:val="0"/>
         </w:rPr>
         <w:t>Terms</w:t>
       </w:r>
@@ -87,6 +95,10 @@
         <w:pStyle w:val="ListNumber"/>
       </w:pPr>
       <w:r>
+        <w:rPr>
+          <w:b w:val="0"/>
+          <w:i w:val="0"/>
+        </w:rPr>
         <w:t>Register .......... ____</w:t>
       </w:r>
     </w:p>
@@ -95,6 +107,10 @@
         <w:pStyle w:val="ListNumber"/>
       </w:pPr>
       <w:r>
+        <w:rPr>
+          <w:b w:val="0"/>
+          <w:i w:val="0"/>
+        </w:rPr>
         <w:t>Cache .......... ____</w:t>
       </w:r>
     </w:p>
@@ -103,6 +119,10 @@
         <w:pStyle w:val="ListNumber"/>
       </w:pPr>
       <w:r>
+        <w:rPr>
+          <w:b w:val="0"/>
+          <w:i w:val="0"/>
+        </w:rPr>
         <w:t>Pipelining .......... ____</w:t>
       </w:r>
     </w:p>
@@ -111,6 +131,10 @@
         <w:pStyle w:val="ListNumber"/>
       </w:pPr>
       <w:r>
+        <w:rPr>
+          <w:b w:val="0"/>
+          <w:i w:val="0"/>
+        </w:rPr>
         <w:t>Core .......... ____</w:t>
       </w:r>
     </w:p>
@@ -119,6 +143,10 @@
         <w:pStyle w:val="ListNumber"/>
       </w:pPr>
       <w:r>
+        <w:rPr>
+          <w:b w:val="0"/>
+          <w:i w:val="0"/>
+        </w:rPr>
         <w:t>Volatile .......... ____</w:t>
       </w:r>
     </w:p>
@@ -127,6 +155,10 @@
         <w:pStyle w:val="ListNumber"/>
       </w:pPr>
       <w:r>
+        <w:rPr>
+          <w:b w:val="0"/>
+          <w:i w:val="0"/>
+        </w:rPr>
         <w:t>Virtual memory .......... ____</w:t>
       </w:r>
     </w:p>
@@ -135,6 +167,10 @@
         <w:pStyle w:val="ListNumber"/>
       </w:pPr>
       <w:r>
+        <w:rPr>
+          <w:b w:val="0"/>
+          <w:i w:val="0"/>
+        </w:rPr>
         <w:t>GPU .......... ____</w:t>
       </w:r>
     </w:p>
@@ -143,6 +179,10 @@
         <w:pStyle w:val="ListNumber"/>
       </w:pPr>
       <w:r>
+        <w:rPr>
+          <w:b w:val="0"/>
+          <w:i w:val="0"/>
+        </w:rPr>
         <w:t>Control Unit .......... ____</w:t>
       </w:r>
     </w:p>
@@ -150,6 +190,7 @@
       <w:r>
         <w:rPr>
           <w:b/>
+          <w:i w:val="0"/>
         </w:rPr>
         <w:t>Definitions</w:t>
       </w:r>
@@ -161,10 +202,15 @@
       <w:r>
         <w:rPr>
           <w:b/>
+          <w:i w:val="0"/>
         </w:rPr>
         <w:t>A.</w:t>
       </w:r>
       <w:r>
+        <w:rPr>
+          <w:b w:val="0"/>
+          <w:i w:val="0"/>
+        </w:rPr>
         <w:t xml:space="preserve"> Overlapping the fetch, decode and execute of consecutive instructions to raise throughput.</w:t>
       </w:r>
     </w:p>
@@ -175,10 +221,15 @@
       <w:r>
         <w:rPr>
           <w:b/>
+          <w:i w:val="0"/>
         </w:rPr>
         <w:t>B.</w:t>
       </w:r>
       <w:r>
+        <w:rPr>
+          <w:b w:val="0"/>
+          <w:i w:val="0"/>
+        </w:rPr>
         <w:t xml:space="preserve"> Loses its contents when power is removed.</w:t>
       </w:r>
     </w:p>
@@ -189,10 +240,15 @@
       <w:r>
         <w:rPr>
           <w:b/>
+          <w:i w:val="0"/>
         </w:rPr>
         <w:t>C.</w:t>
       </w:r>
       <w:r>
+        <w:rPr>
+          <w:b w:val="0"/>
+          <w:i w:val="0"/>
+        </w:rPr>
         <w:t xml:space="preserve"> Small, very fast store inside the CPU that holds data during processing.</w:t>
       </w:r>
     </w:p>
@@ -203,10 +259,15 @@
       <w:r>
         <w:rPr>
           <w:b/>
+          <w:i w:val="0"/>
         </w:rPr>
         <w:t>D.</w:t>
       </w:r>
       <w:r>
+        <w:rPr>
+          <w:b w:val="0"/>
+          <w:i w:val="0"/>
+        </w:rPr>
         <w:t xml:space="preserve"> Many-core processor that performs the same operation on large data sets in parallel.</w:t>
       </w:r>
     </w:p>
@@ -217,10 +278,15 @@
       <w:r>
         <w:rPr>
           <w:b/>
+          <w:i w:val="0"/>
         </w:rPr>
         <w:t>E.</w:t>
       </w:r>
       <w:r>
+        <w:rPr>
+          <w:b w:val="0"/>
+          <w:i w:val="0"/>
+        </w:rPr>
         <w:t xml:space="preserve"> Use of secondary storage as extra RAM when physical RAM is full.</w:t>
       </w:r>
     </w:p>
@@ -231,10 +297,15 @@
       <w:r>
         <w:rPr>
           <w:b/>
+          <w:i w:val="0"/>
         </w:rPr>
         <w:t>F.</w:t>
       </w:r>
       <w:r>
+        <w:rPr>
+          <w:b w:val="0"/>
+          <w:i w:val="0"/>
+        </w:rPr>
         <w:t xml:space="preserve"> An independent processing unit able to run its own fetch–decode–execute cycle.</w:t>
       </w:r>
     </w:p>
@@ -245,10 +316,15 @@
       <w:r>
         <w:rPr>
           <w:b/>
+          <w:i w:val="0"/>
         </w:rPr>
         <w:t>G.</w:t>
       </w:r>
       <w:r>
+        <w:rPr>
+          <w:b w:val="0"/>
+          <w:i w:val="0"/>
+        </w:rPr>
         <w:t xml:space="preserve"> Small, fast memory on or near the CPU holding frequently used data/instructions.</w:t>
       </w:r>
     </w:p>
@@ -259,10 +335,15 @@
       <w:r>
         <w:rPr>
           <w:b/>
+          <w:i w:val="0"/>
         </w:rPr>
         <w:t>H.</w:t>
       </w:r>
       <w:r>
+        <w:rPr>
+          <w:b w:val="0"/>
+          <w:i w:val="0"/>
+        </w:rPr>
         <w:t xml:space="preserve"> Decodes instructions, generates control signals and synchronises the CPU with the clock.</w:t>
       </w:r>
     </w:p>
@@ -278,11 +359,19 @@
         <w:pStyle w:val="Heading3"/>
       </w:pPr>
       <w:r>
+        <w:rPr>
+          <w:b w:val="0"/>
+          <w:i w:val="0"/>
+        </w:rPr>
         <w:t>2. Fill in the blanks — the Fetch–Decode–Execute cycle</w:t>
       </w:r>
     </w:p>
     <w:p>
       <w:r>
+        <w:rPr>
+          <w:b w:val="0"/>
+          <w:i w:val="0"/>
+        </w:rPr>
         <w:t>Complete the passage using the word bank. Each word is used once.</w:t>
       </w:r>
     </w:p>
@@ -290,222 +379,103 @@
       <w:r>
         <w:rPr>
           <w:b/>
+          <w:i w:val="0"/>
         </w:rPr>
         <w:t>Word bank:</w:t>
       </w:r>
       <w:r>
+        <w:rPr>
+          <w:b w:val="0"/>
+          <w:i w:val="0"/>
+        </w:rPr>
         <w:t xml:space="preserve"> opcode · operand · PC · MDR · CIR · data · control · increment · ALU · address</w:t>
       </w:r>
     </w:p>
     <w:p>
       <w:r>
+        <w:rPr>
+          <w:b w:val="0"/>
+          <w:i w:val="0"/>
+        </w:rPr>
         <w:t xml:space="preserve">During </w:t>
       </w:r>
       <w:r>
         <w:rPr>
           <w:b/>
+          <w:i w:val="0"/>
         </w:rPr>
         <w:t>fetch</w:t>
       </w:r>
       <w:r>
-        <w:t xml:space="preserve">, the address of the next instruction is copied from the </w:t>
-      </w:r>
-      <w:r>
         <w:rPr>
-          <w:b/>
+          <w:b w:val="0"/>
+          <w:i w:val="0"/>
         </w:rPr>
-        <w:t>_</w:t>
-      </w:r>
-      <w:r>
-        <w:rPr>
-          <w:b/>
-        </w:rPr>
-        <w:t>_</w:t>
-      </w:r>
-      <w:r>
-        <w:t>__ into the MAR.</w:t>
+        <w:t>, the address of the next instruction is copied from the ____________ into the MAR.</w:t>
       </w:r>
     </w:p>
     <w:p>
       <w:r>
-        <w:t xml:space="preserve">A read signal is sent on the </w:t>
-      </w:r>
-      <w:r>
         <w:rPr>
-          <w:b/>
+          <w:b w:val="0"/>
+          <w:i w:val="0"/>
         </w:rPr>
-        <w:t>_</w:t>
-      </w:r>
-      <w:r>
-        <w:rPr>
-          <w:b/>
-        </w:rPr>
-        <w:t>_</w:t>
-      </w:r>
-      <w:r>
-        <w:rPr>
-          <w:b/>
-        </w:rPr>
-        <w:t xml:space="preserve"> bus, and the instruction returns along the </w:t>
-      </w:r>
-      <w:r>
-        <w:rPr>
-          <w:b/>
-        </w:rPr>
-        <w:t>_</w:t>
-      </w:r>
-      <w:r>
-        <w:rPr>
-          <w:b/>
-        </w:rPr>
-        <w:t>_</w:t>
-      </w:r>
-      <w:r>
-        <w:t xml:space="preserve"> bus into the </w:t>
-      </w:r>
-      <w:r>
-        <w:rPr>
-          <w:b/>
-        </w:rPr>
-        <w:t>_</w:t>
-      </w:r>
-      <w:r>
-        <w:rPr>
-          <w:b/>
-        </w:rPr>
-        <w:t>_</w:t>
-      </w:r>
-      <w:r>
-        <w:t>__.</w:t>
+        <w:t>A read signal is sent on the ____________ bus, and the instruction returns along the ____________ bus into the ____________.</w:t>
       </w:r>
     </w:p>
     <w:p>
       <w:r>
-        <w:t xml:space="preserve">The processor then </w:t>
-      </w:r>
-      <w:r>
         <w:rPr>
-          <w:b/>
+          <w:b w:val="0"/>
+          <w:i w:val="0"/>
         </w:rPr>
-        <w:t>_</w:t>
-      </w:r>
-      <w:r>
-        <w:rPr>
-          <w:b/>
-        </w:rPr>
-        <w:t>_</w:t>
-      </w:r>
-      <w:r>
-        <w:rPr>
-          <w:b/>
-        </w:rPr>
-        <w:t xml:space="preserve">s the PC so it points to the next instruction, and the fetched instruction is copied from the MDR into the </w:t>
-      </w:r>
-      <w:r>
-        <w:rPr>
-          <w:b/>
-        </w:rPr>
-        <w:t>_</w:t>
-      </w:r>
-      <w:r>
-        <w:rPr>
-          <w:b/>
-        </w:rPr>
-        <w:t>_</w:t>
-      </w:r>
-      <w:r>
-        <w:t>.</w:t>
+        <w:t>The processor then ____________s the PC so it points to the next instruction, and the fetched instruction is copied from the MDR into the ____________.</w:t>
       </w:r>
     </w:p>
     <w:p>
       <w:r>
+        <w:rPr>
+          <w:b w:val="0"/>
+          <w:i w:val="0"/>
+        </w:rPr>
         <w:t xml:space="preserve">During </w:t>
       </w:r>
       <w:r>
         <w:rPr>
           <w:b/>
+          <w:i w:val="0"/>
         </w:rPr>
         <w:t>decode</w:t>
       </w:r>
       <w:r>
-        <w:t xml:space="preserve">, the Control Unit splits the instruction into the </w:t>
-      </w:r>
-      <w:r>
         <w:rPr>
-          <w:b/>
+          <w:b w:val="0"/>
+          <w:i w:val="0"/>
         </w:rPr>
-        <w:t>_</w:t>
-      </w:r>
-      <w:r>
-        <w:rPr>
-          <w:b/>
-        </w:rPr>
-        <w:t>_</w:t>
-      </w:r>
-      <w:r>
-        <w:rPr>
-          <w:b/>
-        </w:rPr>
-        <w:t xml:space="preserve"> (the operation to perform) and the </w:t>
-      </w:r>
-      <w:r>
-        <w:rPr>
-          <w:b/>
-        </w:rPr>
-        <w:t>_</w:t>
-      </w:r>
-      <w:r>
-        <w:rPr>
-          <w:b/>
-        </w:rPr>
-        <w:t>_</w:t>
-      </w:r>
-      <w:r>
-        <w:t xml:space="preserve"> (the data or </w:t>
-      </w:r>
-      <w:r>
-        <w:rPr>
-          <w:b/>
-        </w:rPr>
-        <w:t>_</w:t>
-      </w:r>
-      <w:r>
-        <w:rPr>
-          <w:b/>
-        </w:rPr>
-        <w:t>_</w:t>
-      </w:r>
-      <w:r>
-        <w:t>__ to act on).</w:t>
+        <w:t>, the Control Unit splits the instruction into the ____________ (the operation to perform) and the ____________ (the data or ____________ to act on).</w:t>
       </w:r>
     </w:p>
     <w:p>
       <w:r>
+        <w:rPr>
+          <w:b w:val="0"/>
+          <w:i w:val="0"/>
+        </w:rPr>
         <w:t xml:space="preserve">During </w:t>
       </w:r>
       <w:r>
         <w:rPr>
           <w:b/>
+          <w:i w:val="0"/>
         </w:rPr>
         <w:t>execute</w:t>
       </w:r>
       <w:r>
-        <w:t xml:space="preserve">, the instruction is carried out — for example a calculation is performed by the </w:t>
-      </w:r>
-      <w:r>
         <w:rPr>
-          <w:b/>
+          <w:b w:val="0"/>
+          <w:i w:val="0"/>
         </w:rPr>
-        <w:t>_</w:t>
-      </w:r>
-      <w:r>
-        <w:rPr>
-          <w:b/>
-        </w:rPr>
-        <w:t>_</w:t>
-      </w:r>
-      <w:r>
-        <w:t>__ with the result stored in the accumulator.</w:t>
+        <w:t>, the instruction is carried out — for example a calculation is performed by the ____________ with the result stored in the accumulator.</w:t>
       </w:r>
     </w:p>
     <w:p>
@@ -520,167 +490,135 @@
         <w:pStyle w:val="Heading3"/>
       </w:pPr>
       <w:r>
+        <w:rPr>
+          <w:b w:val="0"/>
+          <w:i w:val="0"/>
+        </w:rPr>
         <w:t>3. State the register</w:t>
       </w:r>
     </w:p>
     <w:p>
       <w:r>
+        <w:rPr>
+          <w:b w:val="0"/>
+          <w:i w:val="0"/>
+        </w:rPr>
         <w:t>For each description, name the register (PC, ACC, MAR, MDR or CIR).</w:t>
       </w:r>
     </w:p>
     <w:p>
       <w:r>
+        <w:rPr>
+          <w:b w:val="0"/>
+          <w:i w:val="0"/>
+        </w:rPr>
         <w:t xml:space="preserve">a) Holds the address of the </w:t>
       </w:r>
       <w:r>
         <w:rPr>
           <w:b/>
+          <w:i w:val="0"/>
         </w:rPr>
         <w:t>next</w:t>
       </w:r>
       <w:r>
-        <w:t xml:space="preserve"> instruction to be fetched. ........................ </w:t>
-      </w:r>
-      <w:r>
         <w:rPr>
-          <w:b/>
+          <w:b w:val="0"/>
+          <w:i w:val="0"/>
         </w:rPr>
-        <w:t>_</w:t>
-      </w:r>
-      <w:r>
-        <w:rPr>
-          <w:b/>
-        </w:rPr>
-        <w:t>_</w:t>
-      </w:r>
-      <w:r>
-        <w:rPr>
-          <w:b/>
-        </w:rPr>
+        <w:t xml:space="preserve"> instruction to be fetched. ........................ ____________</w:t>
       </w:r>
     </w:p>
     <w:p>
       <w:r>
+        <w:rPr>
+          <w:b w:val="0"/>
+          <w:i w:val="0"/>
+        </w:rPr>
         <w:t xml:space="preserve">b) Holds the </w:t>
       </w:r>
       <w:r>
         <w:rPr>
           <w:b/>
+          <w:i w:val="0"/>
         </w:rPr>
         <w:t>address</w:t>
       </w:r>
       <w:r>
-        <w:t xml:space="preserve"> of the location currently being read from or written to. ........................ </w:t>
-      </w:r>
-      <w:r>
         <w:rPr>
-          <w:b/>
+          <w:b w:val="0"/>
+          <w:i w:val="0"/>
         </w:rPr>
-        <w:t>_</w:t>
-      </w:r>
-      <w:r>
-        <w:rPr>
-          <w:b/>
-        </w:rPr>
-        <w:t>_</w:t>
-      </w:r>
-      <w:r>
-        <w:rPr>
-          <w:b/>
-        </w:rPr>
+        <w:t xml:space="preserve"> of the location currently being read from or written to. ........................ ____________</w:t>
       </w:r>
     </w:p>
     <w:p>
       <w:r>
+        <w:rPr>
+          <w:b w:val="0"/>
+          <w:i w:val="0"/>
+        </w:rPr>
         <w:t xml:space="preserve">c) Holds the </w:t>
       </w:r>
       <w:r>
         <w:rPr>
           <w:b/>
+          <w:i w:val="0"/>
         </w:rPr>
         <w:t>data or instruction</w:t>
       </w:r>
       <w:r>
-        <w:t xml:space="preserve"> just fetched from (or about to be written to) memory. ........................ </w:t>
-      </w:r>
-      <w:r>
         <w:rPr>
-          <w:b/>
+          <w:b w:val="0"/>
+          <w:i w:val="0"/>
         </w:rPr>
-        <w:t>_</w:t>
-      </w:r>
-      <w:r>
-        <w:rPr>
-          <w:b/>
-        </w:rPr>
-        <w:t>_</w:t>
-      </w:r>
-      <w:r>
-        <w:rPr>
-          <w:b/>
-        </w:rPr>
+        <w:t xml:space="preserve"> just fetched from (or about to be written to) memory. ........................ ____________</w:t>
       </w:r>
     </w:p>
     <w:p>
       <w:r>
+        <w:rPr>
+          <w:b w:val="0"/>
+          <w:i w:val="0"/>
+        </w:rPr>
         <w:t xml:space="preserve">d) Holds the </w:t>
       </w:r>
       <w:r>
         <w:rPr>
           <w:b/>
+          <w:i w:val="0"/>
         </w:rPr>
         <w:t>current instruction</w:t>
       </w:r>
       <w:r>
-        <w:t xml:space="preserve"> while it is being decoded and executed. ........................ </w:t>
-      </w:r>
-      <w:r>
         <w:rPr>
-          <w:b/>
+          <w:b w:val="0"/>
+          <w:i w:val="0"/>
         </w:rPr>
-        <w:t>_</w:t>
-      </w:r>
-      <w:r>
-        <w:rPr>
-          <w:b/>
-        </w:rPr>
-        <w:t>_</w:t>
-      </w:r>
-      <w:r>
-        <w:rPr>
-          <w:b/>
-        </w:rPr>
+        <w:t xml:space="preserve"> while it is being decoded and executed. ........................ ____________</w:t>
       </w:r>
     </w:p>
     <w:p>
       <w:r>
+        <w:rPr>
+          <w:b w:val="0"/>
+          <w:i w:val="0"/>
+        </w:rPr>
         <w:t xml:space="preserve">e) Stores the </w:t>
       </w:r>
       <w:r>
         <w:rPr>
           <w:b/>
+          <w:i w:val="0"/>
         </w:rPr>
         <w:t>immediate result</w:t>
       </w:r>
       <w:r>
-        <w:t xml:space="preserve"> of an ALU calculation. ........................ </w:t>
-      </w:r>
-      <w:r>
         <w:rPr>
-          <w:b/>
+          <w:b w:val="0"/>
+          <w:i w:val="0"/>
         </w:rPr>
-        <w:t>_</w:t>
-      </w:r>
-      <w:r>
-        <w:rPr>
-          <w:b/>
-        </w:rPr>
-        <w:t>_</w:t>
-      </w:r>
-      <w:r>
-        <w:rPr>
-          <w:b/>
-        </w:rPr>
+        <w:t xml:space="preserve"> of an ALU calculation. ........................ ____________</w:t>
       </w:r>
     </w:p>
     <w:p>
@@ -695,31 +633,55 @@
         <w:pStyle w:val="Heading3"/>
       </w:pPr>
       <w:r>
+        <w:rPr>
+          <w:b w:val="0"/>
+          <w:i w:val="0"/>
+        </w:rPr>
         <w:t>4. Put the FDE steps in order</w:t>
       </w:r>
     </w:p>
     <w:p>
       <w:r>
+        <w:rPr>
+          <w:b w:val="0"/>
+          <w:i w:val="0"/>
+        </w:rPr>
         <w:t>Number these fetch-stage steps 1–4 in the order they happen.</w:t>
       </w:r>
     </w:p>
     <w:p>
       <w:r>
+        <w:rPr>
+          <w:b w:val="0"/>
+          <w:i w:val="0"/>
+        </w:rPr>
         <w:t>____ Read signal placed on the control bus; instruction returns via the data bus into the MDR.</w:t>
       </w:r>
     </w:p>
     <w:p>
       <w:r>
+        <w:rPr>
+          <w:b w:val="0"/>
+          <w:i w:val="0"/>
+        </w:rPr>
         <w:t>____ The contents of the MDR are copied into the CIR.</w:t>
       </w:r>
     </w:p>
     <w:p>
       <w:r>
+        <w:rPr>
+          <w:b w:val="0"/>
+          <w:i w:val="0"/>
+        </w:rPr>
         <w:t>____ The address in the PC is copied into the MAR.</w:t>
       </w:r>
     </w:p>
     <w:p>
       <w:r>
+        <w:rPr>
+          <w:b w:val="0"/>
+          <w:i w:val="0"/>
+        </w:rPr>
         <w:t>____ The PC is incremented (PC := PC + 1).</w:t>
       </w:r>
     </w:p>
@@ -735,20 +697,33 @@
         <w:pStyle w:val="Heading3"/>
       </w:pPr>
       <w:r>
+        <w:rPr>
+          <w:b w:val="0"/>
+          <w:i w:val="0"/>
+        </w:rPr>
         <w:t>5. Short answer — performance &amp; architectures</w:t>
       </w:r>
     </w:p>
     <w:p>
       <w:r>
+        <w:rPr>
+          <w:b w:val="0"/>
+          <w:i w:val="0"/>
+        </w:rPr>
         <w:t xml:space="preserve">a) State </w:t>
       </w:r>
       <w:r>
         <w:rPr>
           <w:b/>
+          <w:i w:val="0"/>
         </w:rPr>
         <w:t>two</w:t>
       </w:r>
       <w:r>
+        <w:rPr>
+          <w:b w:val="0"/>
+          <w:i w:val="0"/>
+        </w:rPr>
         <w:t xml:space="preserve"> factors that affect CPU performance and explain the effect of each.</w:t>
       </w:r>
     </w:p>
@@ -775,15 +750,24 @@
     </w:p>
     <w:p>
       <w:r>
+        <w:rPr>
+          <w:b w:val="0"/>
+          <w:i w:val="0"/>
+        </w:rPr>
         <w:t xml:space="preserve">b) "Adding more cores always makes a computer faster." Give the </w:t>
       </w:r>
       <w:r>
         <w:rPr>
           <w:b/>
+          <w:i w:val="0"/>
         </w:rPr>
         <w:t>caveat</w:t>
       </w:r>
       <w:r>
+        <w:rPr>
+          <w:b w:val="0"/>
+          <w:i w:val="0"/>
+        </w:rPr>
         <w:t xml:space="preserve"> that makes this statement only partly true.</w:t>
       </w:r>
     </w:p>
@@ -803,24 +787,38 @@
     </w:p>
     <w:p>
       <w:r>
+        <w:rPr>
+          <w:b w:val="0"/>
+          <w:i w:val="0"/>
+        </w:rPr>
         <w:t xml:space="preserve">c) Explain the key difference between </w:t>
       </w:r>
       <w:r>
         <w:rPr>
           <w:b/>
+          <w:i w:val="0"/>
         </w:rPr>
         <w:t>Von Neumann</w:t>
       </w:r>
       <w:r>
+        <w:rPr>
+          <w:b w:val="0"/>
+          <w:i w:val="0"/>
+        </w:rPr>
         <w:t xml:space="preserve"> and </w:t>
       </w:r>
       <w:r>
         <w:rPr>
           <w:b/>
+          <w:i w:val="0"/>
         </w:rPr>
         <w:t>Harvard</w:t>
       </w:r>
       <w:r>
+        <w:rPr>
+          <w:b w:val="0"/>
+          <w:i w:val="0"/>
+        </w:rPr>
         <w:t xml:space="preserve"> architectures, and give one typical use of each.</w:t>
       </w:r>
     </w:p>
@@ -847,33 +845,52 @@
     </w:p>
     <w:p>
       <w:r>
+        <w:rPr>
+          <w:b w:val="0"/>
+          <w:i w:val="0"/>
+        </w:rPr>
         <w:t xml:space="preserve">d) Give </w:t>
       </w:r>
       <w:r>
         <w:rPr>
           <w:b/>
+          <w:i w:val="0"/>
         </w:rPr>
         <w:t>two</w:t>
       </w:r>
       <w:r>
+        <w:rPr>
+          <w:b w:val="0"/>
+          <w:i w:val="0"/>
+        </w:rPr>
         <w:t xml:space="preserve"> differences between </w:t>
       </w:r>
       <w:r>
         <w:rPr>
           <w:b/>
+          <w:i w:val="0"/>
         </w:rPr>
         <w:t>CISC</w:t>
       </w:r>
       <w:r>
+        <w:rPr>
+          <w:b w:val="0"/>
+          <w:i w:val="0"/>
+        </w:rPr>
         <w:t xml:space="preserve"> and </w:t>
       </w:r>
       <w:r>
         <w:rPr>
           <w:b/>
+          <w:i w:val="0"/>
         </w:rPr>
         <w:t>RISC</w:t>
       </w:r>
       <w:r>
+        <w:rPr>
+          <w:b w:val="0"/>
+          <w:i w:val="0"/>
+        </w:rPr>
         <w:t xml:space="preserve"> processors.</w:t>
       </w:r>
     </w:p>
@@ -893,6 +910,10 @@
     </w:p>
     <w:p>
       <w:r>
+        <w:rPr>
+          <w:b w:val="0"/>
+          <w:i w:val="0"/>
+        </w:rPr>
         <w:t>e) Explain why a GPU is well suited to graphics and machine-learning work but poor at branch-heavy sequential tasks.</w:t>
       </w:r>
     </w:p>
@@ -922,47 +943,75 @@
         <w:pStyle w:val="Heading3"/>
       </w:pPr>
       <w:r>
+        <w:rPr>
+          <w:b w:val="0"/>
+          <w:i w:val="0"/>
+        </w:rPr>
         <w:t>6. Storage device selection table</w:t>
       </w:r>
     </w:p>
     <w:p>
       <w:r>
+        <w:rPr>
+          <w:b w:val="0"/>
+          <w:i w:val="0"/>
+        </w:rPr>
         <w:t xml:space="preserve">Complete the empty cells. For each storage type, state </w:t>
       </w:r>
       <w:r>
         <w:rPr>
           <w:b/>
+          <w:i w:val="0"/>
         </w:rPr>
         <w:t>how it works</w:t>
       </w:r>
       <w:r>
+        <w:rPr>
+          <w:b w:val="0"/>
+          <w:i w:val="0"/>
+        </w:rPr>
         <w:t xml:space="preserve">, </w:t>
       </w:r>
       <w:r>
         <w:rPr>
           <w:b/>
+          <w:i w:val="0"/>
         </w:rPr>
         <w:t>one pro</w:t>
       </w:r>
       <w:r>
+        <w:rPr>
+          <w:b w:val="0"/>
+          <w:i w:val="0"/>
+        </w:rPr>
         <w:t xml:space="preserve">, </w:t>
       </w:r>
       <w:r>
         <w:rPr>
           <w:b/>
+          <w:i w:val="0"/>
         </w:rPr>
         <w:t>one con</w:t>
       </w:r>
       <w:r>
+        <w:rPr>
+          <w:b w:val="0"/>
+          <w:i w:val="0"/>
+        </w:rPr>
         <w:t xml:space="preserve"> and </w:t>
       </w:r>
       <w:r>
         <w:rPr>
           <w:b/>
+          <w:i w:val="0"/>
         </w:rPr>
         <w:t>one example use</w:t>
       </w:r>
       <w:r>
+        <w:rPr>
+          <w:b w:val="0"/>
+          <w:i w:val="0"/>
+        </w:rPr>
         <w:t>.</w:t>
       </w:r>
     </w:p>
@@ -994,6 +1043,7 @@
             <w:r>
               <w:rPr>
                 <w:b/>
+                <w:i w:val="0"/>
               </w:rPr>
               <w:t>Type</w:t>
             </w:r>
@@ -1013,6 +1063,7 @@
             <w:r>
               <w:rPr>
                 <w:b/>
+                <w:i w:val="0"/>
               </w:rPr>
               <w:t>How it works</w:t>
             </w:r>
@@ -1032,6 +1083,7 @@
             <w:r>
               <w:rPr>
                 <w:b/>
+                <w:i w:val="0"/>
               </w:rPr>
               <w:t>One pro</w:t>
             </w:r>
@@ -1051,6 +1103,7 @@
             <w:r>
               <w:rPr>
                 <w:b/>
+                <w:i w:val="0"/>
               </w:rPr>
               <w:t>One con</w:t>
             </w:r>
@@ -1070,6 +1123,7 @@
             <w:r>
               <w:rPr>
                 <w:b/>
+                <w:i w:val="0"/>
               </w:rPr>
               <w:t>Example use</w:t>
             </w:r>
@@ -1086,10 +1140,15 @@
             <w:r>
               <w:rPr>
                 <w:b/>
+                <w:i w:val="0"/>
               </w:rPr>
               <w:t>Magnetic</w:t>
             </w:r>
             <w:r>
+              <w:rPr>
+                <w:b w:val="0"/>
+                <w:i w:val="0"/>
+              </w:rPr>
               <w:t xml:space="preserve"> (e.g. HDD, tape)</w:t>
             </w:r>
           </w:p>
@@ -1137,10 +1196,15 @@
             <w:r>
               <w:rPr>
                 <w:b/>
+                <w:i w:val="0"/>
               </w:rPr>
               <w:t>Flash/SSD</w:t>
             </w:r>
             <w:r>
+              <w:rPr>
+                <w:b w:val="0"/>
+                <w:i w:val="0"/>
+              </w:rPr>
               <w:t xml:space="preserve"> (e.g. SSD, USB, SD)</w:t>
             </w:r>
           </w:p>
@@ -1188,10 +1252,15 @@
             <w:r>
               <w:rPr>
                 <w:b/>
+                <w:i w:val="0"/>
               </w:rPr>
               <w:t>Optical</w:t>
             </w:r>
             <w:r>
+              <w:rPr>
+                <w:b w:val="0"/>
+                <w:i w:val="0"/>
+              </w:rPr>
               <w:t xml:space="preserve"> (e.g. CD, DVD, Blu-ray)</w:t>
             </w:r>
           </w:p>
@@ -1243,6 +1312,10 @@
         <w:pStyle w:val="Heading3"/>
       </w:pPr>
       <w:r>
+        <w:rPr>
+          <w:b w:val="0"/>
+          <w:i w:val="0"/>
+        </w:rPr>
         <w:t>7. Challenge box</w:t>
       </w:r>
     </w:p>
@@ -1254,6 +1327,7 @@
       <w:r>
         <w:rPr>
           <w:b/>
+          <w:i w:val="0"/>
         </w:rPr>
         <w:t>Challenge — virtual memory &amp; thrashing.</w:t>
       </w:r>
@@ -1264,6 +1338,10 @@
         <w:shd w:fill="FFF8E7"/>
       </w:pPr>
       <w:r>
+        <w:rPr>
+          <w:b w:val="0"/>
+          <w:i w:val="0"/>
+        </w:rPr>
         <w:t>A user keeps many large applications open and the computer becomes very slow, with the hard disk constantly active.</w:t>
       </w:r>
     </w:p>
@@ -1279,15 +1357,24 @@
         <w:shd w:fill="FFF8E7"/>
       </w:pPr>
       <w:r>
+        <w:rPr>
+          <w:b w:val="0"/>
+          <w:i w:val="0"/>
+        </w:rPr>
         <w:t xml:space="preserve">(i) Explain what </w:t>
       </w:r>
       <w:r>
         <w:rPr>
           <w:b/>
+          <w:i w:val="0"/>
         </w:rPr>
         <w:t>virtual memory</w:t>
       </w:r>
       <w:r>
+        <w:rPr>
+          <w:b w:val="0"/>
+          <w:i w:val="0"/>
+        </w:rPr>
         <w:t xml:space="preserve"> is and why the OS is using it here.</w:t>
       </w:r>
     </w:p>
@@ -1304,80 +1391,10 @@
       </w:pPr>
       <w:r>
         <w:rPr>
-          <w:b/>
+          <w:b w:val="0"/>
+          <w:i w:val="0"/>
         </w:rPr>
-        <w:t>_</w:t>
-      </w:r>
-      <w:r>
-        <w:rPr>
-          <w:b/>
-        </w:rPr>
-        <w:t>_</w:t>
-      </w:r>
-      <w:r>
-        <w:rPr>
-          <w:b/>
-        </w:rPr>
-        <w:t>_</w:t>
-      </w:r>
-      <w:r>
-        <w:rPr>
-          <w:b/>
-        </w:rPr>
-        <w:t>_</w:t>
-      </w:r>
-      <w:r>
-        <w:rPr>
-          <w:b/>
-        </w:rPr>
-        <w:t>_</w:t>
-      </w:r>
-      <w:r>
-        <w:rPr>
-          <w:b/>
-        </w:rPr>
-        <w:t>_</w:t>
-      </w:r>
-      <w:r>
-        <w:rPr>
-          <w:b/>
-        </w:rPr>
-        <w:t>_</w:t>
-      </w:r>
-      <w:r>
-        <w:rPr>
-          <w:b/>
-        </w:rPr>
-        <w:t>_</w:t>
-      </w:r>
-      <w:r>
-        <w:rPr>
-          <w:b/>
-        </w:rPr>
-        <w:t>_</w:t>
-      </w:r>
-      <w:r>
-        <w:rPr>
-          <w:b/>
-        </w:rPr>
-        <w:t>_</w:t>
-      </w:r>
-      <w:r>
-        <w:rPr>
-          <w:b/>
-        </w:rPr>
-        <w:t>_</w:t>
-      </w:r>
-      <w:r>
-        <w:rPr>
-          <w:b/>
-        </w:rPr>
-        <w:t>_</w:t>
-      </w:r>
-      <w:r>
-        <w:rPr>
-          <w:b/>
-        </w:rPr>
+        <w:t>________________________________________________________________</w:t>
       </w:r>
     </w:p>
     <w:p>
@@ -1393,80 +1410,10 @@
       </w:pPr>
       <w:r>
         <w:rPr>
-          <w:b/>
+          <w:b w:val="0"/>
+          <w:i w:val="0"/>
         </w:rPr>
-        <w:t>_</w:t>
-      </w:r>
-      <w:r>
-        <w:rPr>
-          <w:b/>
-        </w:rPr>
-        <w:t>_</w:t>
-      </w:r>
-      <w:r>
-        <w:rPr>
-          <w:b/>
-        </w:rPr>
-        <w:t>_</w:t>
-      </w:r>
-      <w:r>
-        <w:rPr>
-          <w:b/>
-        </w:rPr>
-        <w:t>_</w:t>
-      </w:r>
-      <w:r>
-        <w:rPr>
-          <w:b/>
-        </w:rPr>
-        <w:t>_</w:t>
-      </w:r>
-      <w:r>
-        <w:rPr>
-          <w:b/>
-        </w:rPr>
-        <w:t>_</w:t>
-      </w:r>
-      <w:r>
-        <w:rPr>
-          <w:b/>
-        </w:rPr>
-        <w:t>_</w:t>
-      </w:r>
-      <w:r>
-        <w:rPr>
-          <w:b/>
-        </w:rPr>
-        <w:t>_</w:t>
-      </w:r>
-      <w:r>
-        <w:rPr>
-          <w:b/>
-        </w:rPr>
-        <w:t>_</w:t>
-      </w:r>
-      <w:r>
-        <w:rPr>
-          <w:b/>
-        </w:rPr>
-        <w:t>_</w:t>
-      </w:r>
-      <w:r>
-        <w:rPr>
-          <w:b/>
-        </w:rPr>
-        <w:t>_</w:t>
-      </w:r>
-      <w:r>
-        <w:rPr>
-          <w:b/>
-        </w:rPr>
-        <w:t>_</w:t>
-      </w:r>
-      <w:r>
-        <w:rPr>
-          <w:b/>
-        </w:rPr>
+        <w:t>________________________________________________________________</w:t>
       </w:r>
     </w:p>
     <w:p>
@@ -1481,15 +1428,24 @@
         <w:shd w:fill="FFF8E7"/>
       </w:pPr>
       <w:r>
+        <w:rPr>
+          <w:b w:val="0"/>
+          <w:i w:val="0"/>
+        </w:rPr>
         <w:t xml:space="preserve">(ii) Name the problem causing the slowdown and explain </w:t>
       </w:r>
       <w:r>
         <w:rPr>
           <w:b/>
+          <w:i w:val="0"/>
         </w:rPr>
         <w:t>why</w:t>
       </w:r>
       <w:r>
+        <w:rPr>
+          <w:b w:val="0"/>
+          <w:i w:val="0"/>
+        </w:rPr>
         <w:t xml:space="preserve"> moving pages between RAM and disk is so slow.</w:t>
       </w:r>
     </w:p>
@@ -1506,80 +1462,10 @@
       </w:pPr>
       <w:r>
         <w:rPr>
-          <w:b/>
+          <w:b w:val="0"/>
+          <w:i w:val="0"/>
         </w:rPr>
-        <w:t>_</w:t>
-      </w:r>
-      <w:r>
-        <w:rPr>
-          <w:b/>
-        </w:rPr>
-        <w:t>_</w:t>
-      </w:r>
-      <w:r>
-        <w:rPr>
-          <w:b/>
-        </w:rPr>
-        <w:t>_</w:t>
-      </w:r>
-      <w:r>
-        <w:rPr>
-          <w:b/>
-        </w:rPr>
-        <w:t>_</w:t>
-      </w:r>
-      <w:r>
-        <w:rPr>
-          <w:b/>
-        </w:rPr>
-        <w:t>_</w:t>
-      </w:r>
-      <w:r>
-        <w:rPr>
-          <w:b/>
-        </w:rPr>
-        <w:t>_</w:t>
-      </w:r>
-      <w:r>
-        <w:rPr>
-          <w:b/>
-        </w:rPr>
-        <w:t>_</w:t>
-      </w:r>
-      <w:r>
-        <w:rPr>
-          <w:b/>
-        </w:rPr>
-        <w:t>_</w:t>
-      </w:r>
-      <w:r>
-        <w:rPr>
-          <w:b/>
-        </w:rPr>
-        <w:t>_</w:t>
-      </w:r>
-      <w:r>
-        <w:rPr>
-          <w:b/>
-        </w:rPr>
-        <w:t>_</w:t>
-      </w:r>
-      <w:r>
-        <w:rPr>
-          <w:b/>
-        </w:rPr>
-        <w:t>_</w:t>
-      </w:r>
-      <w:r>
-        <w:rPr>
-          <w:b/>
-        </w:rPr>
-        <w:t>_</w:t>
-      </w:r>
-      <w:r>
-        <w:rPr>
-          <w:b/>
-        </w:rPr>
+        <w:t>________________________________________________________________</w:t>
       </w:r>
     </w:p>
     <w:p>
@@ -1595,80 +1481,10 @@
       </w:pPr>
       <w:r>
         <w:rPr>
-          <w:b/>
+          <w:b w:val="0"/>
+          <w:i w:val="0"/>
         </w:rPr>
-        <w:t>_</w:t>
-      </w:r>
-      <w:r>
-        <w:rPr>
-          <w:b/>
-        </w:rPr>
-        <w:t>_</w:t>
-      </w:r>
-      <w:r>
-        <w:rPr>
-          <w:b/>
-        </w:rPr>
-        <w:t>_</w:t>
-      </w:r>
-      <w:r>
-        <w:rPr>
-          <w:b/>
-        </w:rPr>
-        <w:t>_</w:t>
-      </w:r>
-      <w:r>
-        <w:rPr>
-          <w:b/>
-        </w:rPr>
-        <w:t>_</w:t>
-      </w:r>
-      <w:r>
-        <w:rPr>
-          <w:b/>
-        </w:rPr>
-        <w:t>_</w:t>
-      </w:r>
-      <w:r>
-        <w:rPr>
-          <w:b/>
-        </w:rPr>
-        <w:t>_</w:t>
-      </w:r>
-      <w:r>
-        <w:rPr>
-          <w:b/>
-        </w:rPr>
-        <w:t>_</w:t>
-      </w:r>
-      <w:r>
-        <w:rPr>
-          <w:b/>
-        </w:rPr>
-        <w:t>_</w:t>
-      </w:r>
-      <w:r>
-        <w:rPr>
-          <w:b/>
-        </w:rPr>
-        <w:t>_</w:t>
-      </w:r>
-      <w:r>
-        <w:rPr>
-          <w:b/>
-        </w:rPr>
-        <w:t>_</w:t>
-      </w:r>
-      <w:r>
-        <w:rPr>
-          <w:b/>
-        </w:rPr>
-        <w:t>_</w:t>
-      </w:r>
-      <w:r>
-        <w:rPr>
-          <w:b/>
-        </w:rPr>
+        <w:t>________________________________________________________________</w:t>
       </w:r>
     </w:p>
     <w:p>
@@ -1683,15 +1499,24 @@
         <w:shd w:fill="FFF8E7"/>
       </w:pPr>
       <w:r>
+        <w:rPr>
+          <w:b w:val="0"/>
+          <w:i w:val="0"/>
+        </w:rPr>
         <w:t xml:space="preserve">(iii) Suggest </w:t>
       </w:r>
       <w:r>
         <w:rPr>
           <w:b/>
+          <w:i w:val="0"/>
         </w:rPr>
         <w:t>one</w:t>
       </w:r>
       <w:r>
+        <w:rPr>
+          <w:b w:val="0"/>
+          <w:i w:val="0"/>
+        </w:rPr>
         <w:t xml:space="preserve"> hardware change that would reduce the problem, and justify it.</w:t>
       </w:r>
     </w:p>
@@ -1708,80 +1533,10 @@
       </w:pPr>
       <w:r>
         <w:rPr>
-          <w:b/>
+          <w:b w:val="0"/>
+          <w:i w:val="0"/>
         </w:rPr>
-        <w:t>_</w:t>
-      </w:r>
-      <w:r>
-        <w:rPr>
-          <w:b/>
-        </w:rPr>
-        <w:t>_</w:t>
-      </w:r>
-      <w:r>
-        <w:rPr>
-          <w:b/>
-        </w:rPr>
-        <w:t>_</w:t>
-      </w:r>
-      <w:r>
-        <w:rPr>
-          <w:b/>
-        </w:rPr>
-        <w:t>_</w:t>
-      </w:r>
-      <w:r>
-        <w:rPr>
-          <w:b/>
-        </w:rPr>
-        <w:t>_</w:t>
-      </w:r>
-      <w:r>
-        <w:rPr>
-          <w:b/>
-        </w:rPr>
-        <w:t>_</w:t>
-      </w:r>
-      <w:r>
-        <w:rPr>
-          <w:b/>
-        </w:rPr>
-        <w:t>_</w:t>
-      </w:r>
-      <w:r>
-        <w:rPr>
-          <w:b/>
-        </w:rPr>
-        <w:t>_</w:t>
-      </w:r>
-      <w:r>
-        <w:rPr>
-          <w:b/>
-        </w:rPr>
-        <w:t>_</w:t>
-      </w:r>
-      <w:r>
-        <w:rPr>
-          <w:b/>
-        </w:rPr>
-        <w:t>_</w:t>
-      </w:r>
-      <w:r>
-        <w:rPr>
-          <w:b/>
-        </w:rPr>
-        <w:t>_</w:t>
-      </w:r>
-      <w:r>
-        <w:rPr>
-          <w:b/>
-        </w:rPr>
-        <w:t>_</w:t>
-      </w:r>
-      <w:r>
-        <w:rPr>
-          <w:b/>
-        </w:rPr>
+        <w:t>________________________________________________________________</w:t>
       </w:r>
     </w:p>
     <w:p>
@@ -1796,38 +1551,61 @@
         <w:pStyle w:val="Heading3"/>
       </w:pPr>
       <w:r>
+        <w:rPr>
+          <w:b w:val="0"/>
+          <w:i w:val="0"/>
+        </w:rPr>
         <w:t>8. Scenario table — pick the right processor/architecture/storage</w:t>
       </w:r>
     </w:p>
     <w:p>
       <w:r>
+        <w:rPr>
+          <w:b w:val="0"/>
+          <w:i w:val="0"/>
+        </w:rPr>
         <w:t xml:space="preserve">Examiners consistently report that candidates can </w:t>
       </w:r>
       <w:r>
         <w:rPr>
+          <w:b w:val="0"/>
           <w:i/>
         </w:rPr>
         <w:t>define</w:t>
       </w:r>
       <w:r>
+        <w:rPr>
+          <w:b w:val="0"/>
+          <w:i w:val="0"/>
+        </w:rPr>
         <w:t xml:space="preserve"> architectures and storage types but cannot </w:t>
       </w:r>
       <w:r>
         <w:rPr>
+          <w:b w:val="0"/>
           <w:i/>
         </w:rPr>
         <w:t>select</w:t>
       </w:r>
       <w:r>
+        <w:rPr>
+          <w:b w:val="0"/>
+          <w:i w:val="0"/>
+        </w:rPr>
         <w:t xml:space="preserve"> the right one for a scenario. For each scenario below, choose the best option from the bank and give a </w:t>
       </w:r>
       <w:r>
         <w:rPr>
           <w:b/>
+          <w:i w:val="0"/>
         </w:rPr>
         <w:t>one-line justification tied to the scenario</w:t>
       </w:r>
       <w:r>
+        <w:rPr>
+          <w:b w:val="0"/>
+          <w:i w:val="0"/>
+        </w:rPr>
         <w:t xml:space="preserve"> (a generic definition scores nothing).</w:t>
       </w:r>
     </w:p>
@@ -1835,10 +1613,15 @@
       <w:r>
         <w:rPr>
           <w:b/>
+          <w:i w:val="0"/>
         </w:rPr>
         <w:t>Bank:</w:t>
       </w:r>
       <w:r>
+        <w:rPr>
+          <w:b w:val="0"/>
+          <w:i w:val="0"/>
+        </w:rPr>
         <w:t xml:space="preserve"> Von Neumann multicore CPU · Harvard-architecture microcontroller · RISC processor · GPU · Magnetic tape · Flash storage (SSD)</w:t>
       </w:r>
     </w:p>
@@ -1868,6 +1651,7 @@
             <w:r>
               <w:rPr>
                 <w:b/>
+                <w:i w:val="0"/>
               </w:rPr>
               <w:t>Scenario</w:t>
             </w:r>
@@ -1887,6 +1671,7 @@
             <w:r>
               <w:rPr>
                 <w:b/>
+                <w:i w:val="0"/>
               </w:rPr>
               <w:t>Choice</w:t>
             </w:r>
@@ -1906,6 +1691,7 @@
             <w:r>
               <w:rPr>
                 <w:b/>
+                <w:i w:val="0"/>
               </w:rPr>
               <w:t>Justification (linked to the scenario)</w:t>
             </w:r>
@@ -1920,6 +1706,10 @@
           <w:p>
             <w:r/>
             <w:r>
+              <w:rPr>
+                <w:b w:val="0"/>
+                <w:i w:val="0"/>
+              </w:rPr>
               <w:t>a) A washing machine's controller runs one small, fixed program that never changes, kept separate from its working data.</w:t>
             </w:r>
           </w:p>
@@ -1949,6 +1739,10 @@
           <w:p>
             <w:r/>
             <w:r>
+              <w:rPr>
+                <w:b w:val="0"/>
+                <w:i w:val="0"/>
+              </w:rPr>
               <w:t>b) A data-science team trains machine-learning models that multiply enormous matrices of numbers.</w:t>
             </w:r>
           </w:p>
@@ -1978,6 +1772,10 @@
           <w:p>
             <w:r/>
             <w:r>
+              <w:rPr>
+                <w:b w:val="0"/>
+                <w:i w:val="0"/>
+              </w:rPr>
               <w:t>c) A battery-powered fitness watch must run for a week between charges.</w:t>
             </w:r>
           </w:p>
@@ -2007,6 +1805,10 @@
           <w:p>
             <w:r/>
             <w:r>
+              <w:rPr>
+                <w:b w:val="0"/>
+                <w:i w:val="0"/>
+              </w:rPr>
               <w:t>d) A national archive must keep 800 TB of records off-site as cheaply as possible; they are almost never read back.</w:t>
             </w:r>
           </w:p>
@@ -2036,6 +1838,10 @@
           <w:p>
             <w:r/>
             <w:r>
+              <w:rPr>
+                <w:b w:val="0"/>
+                <w:i w:val="0"/>
+              </w:rPr>
               <w:t>e) A video journalist needs portable storage that survives being dropped and transfers footage quickly in the field.</w:t>
             </w:r>
           </w:p>
@@ -2065,6 +1871,10 @@
           <w:p>
             <w:r/>
             <w:r>
+              <w:rPr>
+                <w:b w:val="0"/>
+                <w:i w:val="0"/>
+              </w:rPr>
               <w:t>f) An office desktop must run many different applications, loading new programs and data into the same memory.</w:t>
             </w:r>
           </w:p>
@@ -2100,60 +1910,103 @@
         <w:pStyle w:val="Heading3"/>
       </w:pPr>
       <w:r>
+        <w:rPr>
+          <w:b w:val="0"/>
+          <w:i w:val="0"/>
+        </w:rPr>
         <w:t>9. FDE register transfers — order the notation</w:t>
       </w:r>
     </w:p>
     <w:p>
       <w:r>
+        <w:rPr>
+          <w:b w:val="0"/>
+          <w:i w:val="0"/>
+        </w:rPr>
         <w:t xml:space="preserve">The register-transfer steps of one full fetch–decode–execute cycle are shown out of order. Number them </w:t>
       </w:r>
       <w:r>
         <w:rPr>
           <w:b/>
+          <w:i w:val="0"/>
         </w:rPr>
         <w:t>1–6</w:t>
       </w:r>
       <w:r>
+        <w:rPr>
+          <w:b w:val="0"/>
+          <w:i w:val="0"/>
+        </w:rPr>
         <w:t>. (</w:t>
       </w:r>
       <w:r>
         <w:rPr>
           <w:rFonts w:ascii="Consolas" w:hAnsi="Consolas"/>
+          <w:b w:val="0"/>
+          <w:i w:val="0"/>
           <w:sz w:val="19"/>
         </w:rPr>
         <w:t>memory[MAR]</w:t>
       </w:r>
       <w:r>
+        <w:rPr>
+          <w:b w:val="0"/>
+          <w:i w:val="0"/>
+        </w:rPr>
         <w:t xml:space="preserve"> means "the contents of the memory location whose address is in the MAR".)</w:t>
       </w:r>
     </w:p>
     <w:p>
       <w:r>
+        <w:rPr>
+          <w:b w:val="0"/>
+          <w:i w:val="0"/>
+        </w:rPr>
         <w:t>____ CIR ← MDR</w:t>
       </w:r>
     </w:p>
     <w:p>
       <w:r>
+        <w:rPr>
+          <w:b w:val="0"/>
+          <w:i w:val="0"/>
+        </w:rPr>
         <w:t>____ Decode: the CU splits the contents of the CIR into opcode and operand</w:t>
       </w:r>
     </w:p>
     <w:p>
       <w:r>
+        <w:rPr>
+          <w:b w:val="0"/>
+          <w:i w:val="0"/>
+        </w:rPr>
         <w:t>____ MAR ← PC</w:t>
       </w:r>
     </w:p>
     <w:p>
       <w:r>
+        <w:rPr>
+          <w:b w:val="0"/>
+          <w:i w:val="0"/>
+        </w:rPr>
         <w:t>____ Execute: the ALU carries out the operation; any result is stored in the ACC</w:t>
       </w:r>
     </w:p>
     <w:p>
       <w:r>
+        <w:rPr>
+          <w:b w:val="0"/>
+          <w:i w:val="0"/>
+        </w:rPr>
         <w:t>____ MDR ← memory[MAR]</w:t>
       </w:r>
     </w:p>
     <w:p>
       <w:r>
+        <w:rPr>
+          <w:b w:val="0"/>
+          <w:i w:val="0"/>
+        </w:rPr>
         <w:t>____ PC ← PC + 1</w:t>
       </w:r>
     </w:p>
@@ -2169,11 +2022,19 @@
         <w:pStyle w:val="Heading2"/>
       </w:pPr>
       <w:r>
+        <w:rPr>
+          <w:b w:val="0"/>
+          <w:i w:val="0"/>
+        </w:rPr>
         <w:t>Section B — Exam practice (30 marks)</w:t>
       </w:r>
     </w:p>
     <w:p>
       <w:r>
+        <w:rPr>
+          <w:b w:val="0"/>
+          <w:i w:val="0"/>
+        </w:rPr>
         <w:t>Answer all questions in full sentences where appropriate. Marks and assessment objectives are shown in brackets.</w:t>
       </w:r>
     </w:p>
@@ -2181,19 +2042,29 @@
       <w:r>
         <w:rPr>
           <w:b/>
+          <w:i w:val="0"/>
         </w:rPr>
         <w:t>Q1</w:t>
       </w:r>
       <w:r>
+        <w:rPr>
+          <w:b w:val="0"/>
+          <w:i w:val="0"/>
+        </w:rPr>
         <w:t xml:space="preserve"> State the purpose of the Memory Data Register (MDR). </w:t>
       </w:r>
       <w:r>
         <w:rPr>
           <w:b/>
+          <w:i w:val="0"/>
         </w:rPr>
         <w:t>[1]</w:t>
       </w:r>
       <w:r>
+        <w:rPr>
+          <w:b w:val="0"/>
+          <w:i w:val="0"/>
+        </w:rPr>
         <w:t xml:space="preserve"> (AO1)</w:t>
       </w:r>
     </w:p>
@@ -2224,19 +2095,29 @@
       <w:r>
         <w:rPr>
           <w:b/>
+          <w:i w:val="0"/>
         </w:rPr>
         <w:t>Q2</w:t>
       </w:r>
       <w:r>
+        <w:rPr>
+          <w:b w:val="0"/>
+          <w:i w:val="0"/>
+        </w:rPr>
         <w:t xml:space="preserve"> Describe how pipelining improves the performance of a processor. </w:t>
       </w:r>
       <w:r>
         <w:rPr>
           <w:b/>
+          <w:i w:val="0"/>
         </w:rPr>
         <w:t>[2]</w:t>
       </w:r>
       <w:r>
+        <w:rPr>
+          <w:b w:val="0"/>
+          <w:i w:val="0"/>
+        </w:rPr>
         <w:t xml:space="preserve"> (AO1)</w:t>
       </w:r>
     </w:p>
@@ -2282,37 +2163,57 @@
       <w:r>
         <w:rPr>
           <w:b/>
+          <w:i w:val="0"/>
         </w:rPr>
         <w:t>Q3</w:t>
       </w:r>
       <w:r>
+        <w:rPr>
+          <w:b w:val="0"/>
+          <w:i w:val="0"/>
+        </w:rPr>
         <w:t xml:space="preserve"> A supermarket is installing self-service checkouts. Identify </w:t>
       </w:r>
       <w:r>
         <w:rPr>
           <w:b/>
+          <w:i w:val="0"/>
         </w:rPr>
         <w:t>three</w:t>
       </w:r>
       <w:r>
+        <w:rPr>
+          <w:b w:val="0"/>
+          <w:i w:val="0"/>
+        </w:rPr>
         <w:t xml:space="preserve"> input or output devices the checkout will need, and state the purpose of each </w:t>
       </w:r>
       <w:r>
         <w:rPr>
           <w:b/>
+          <w:i w:val="0"/>
         </w:rPr>
         <w:t>in this scenario</w:t>
       </w:r>
       <w:r>
+        <w:rPr>
+          <w:b w:val="0"/>
+          <w:i w:val="0"/>
+        </w:rPr>
         <w:t xml:space="preserve">. </w:t>
       </w:r>
       <w:r>
         <w:rPr>
           <w:b/>
+          <w:i w:val="0"/>
         </w:rPr>
         <w:t>[3]</w:t>
       </w:r>
       <w:r>
+        <w:rPr>
+          <w:b w:val="0"/>
+          <w:i w:val="0"/>
+        </w:rPr>
         <w:t xml:space="preserve"> (AO2)</w:t>
       </w:r>
     </w:p>
@@ -2373,28 +2274,43 @@
       <w:r>
         <w:rPr>
           <w:b/>
+          <w:i w:val="0"/>
         </w:rPr>
         <w:t>Q4</w:t>
       </w:r>
       <w:r>
+        <w:rPr>
+          <w:b w:val="0"/>
+          <w:i w:val="0"/>
+        </w:rPr>
         <w:t xml:space="preserve"> A wildlife photographer works on location, carries her storage in a rucksack, and transfers thousands of large image files to her drive every day. Explain </w:t>
       </w:r>
       <w:r>
         <w:rPr>
           <w:b/>
+          <w:i w:val="0"/>
         </w:rPr>
         <w:t>two</w:t>
       </w:r>
       <w:r>
+        <w:rPr>
+          <w:b w:val="0"/>
+          <w:i w:val="0"/>
+        </w:rPr>
         <w:t xml:space="preserve"> reasons why flash storage (an SSD) is more suitable than a magnetic hard disk drive for this photographer. </w:t>
       </w:r>
       <w:r>
         <w:rPr>
           <w:b/>
+          <w:i w:val="0"/>
         </w:rPr>
         <w:t>[4]</w:t>
       </w:r>
       <w:r>
+        <w:rPr>
+          <w:b w:val="0"/>
+          <w:i w:val="0"/>
+        </w:rPr>
         <w:t xml:space="preserve"> (AO2)</w:t>
       </w:r>
     </w:p>
@@ -2478,38 +2394,59 @@
       <w:r>
         <w:rPr>
           <w:b/>
+          <w:i w:val="0"/>
         </w:rPr>
         <w:t>Q5</w:t>
       </w:r>
       <w:r>
+        <w:rPr>
+          <w:b w:val="0"/>
+          <w:i w:val="0"/>
+        </w:rPr>
         <w:t xml:space="preserve"> The Program Counter of a processor holds the address 0064. Memory location 0064 contains the instruction </w:t>
       </w:r>
       <w:r>
         <w:rPr>
           <w:rFonts w:ascii="Consolas" w:hAnsi="Consolas"/>
+          <w:b w:val="0"/>
+          <w:i w:val="0"/>
           <w:sz w:val="19"/>
         </w:rPr>
         <w:t>ADD 0100</w:t>
       </w:r>
       <w:r>
+        <w:rPr>
+          <w:b w:val="0"/>
+          <w:i w:val="0"/>
+        </w:rPr>
         <w:t xml:space="preserve">. Complete the table to show the contents of each register </w:t>
       </w:r>
       <w:r>
         <w:rPr>
           <w:b/>
+          <w:i w:val="0"/>
         </w:rPr>
         <w:t>once the fetch stage of the cycle is complete</w:t>
       </w:r>
       <w:r>
+        <w:rPr>
+          <w:b w:val="0"/>
+          <w:i w:val="0"/>
+        </w:rPr>
         <w:t xml:space="preserve">. </w:t>
       </w:r>
       <w:r>
         <w:rPr>
           <w:b/>
+          <w:i w:val="0"/>
         </w:rPr>
         <w:t>[4]</w:t>
       </w:r>
       <w:r>
+        <w:rPr>
+          <w:b w:val="0"/>
+          <w:i w:val="0"/>
+        </w:rPr>
         <w:t xml:space="preserve"> (AO2)</w:t>
       </w:r>
     </w:p>
@@ -2586,6 +2523,7 @@
             <w:r>
               <w:rPr>
                 <w:b/>
+                <w:i w:val="0"/>
               </w:rPr>
               <w:t>Register</w:t>
             </w:r>
@@ -2605,6 +2543,7 @@
             <w:r>
               <w:rPr>
                 <w:b/>
+                <w:i w:val="0"/>
               </w:rPr>
               <w:t>Contents after fetch</w:t>
             </w:r>
@@ -2619,6 +2558,10 @@
           <w:p>
             <w:r/>
             <w:r>
+              <w:rPr>
+                <w:b w:val="0"/>
+                <w:i w:val="0"/>
+              </w:rPr>
               <w:t>PC</w:t>
             </w:r>
           </w:p>
@@ -2640,6 +2583,10 @@
           <w:p>
             <w:r/>
             <w:r>
+              <w:rPr>
+                <w:b w:val="0"/>
+                <w:i w:val="0"/>
+              </w:rPr>
               <w:t>MAR</w:t>
             </w:r>
           </w:p>
@@ -2661,6 +2608,10 @@
           <w:p>
             <w:r/>
             <w:r>
+              <w:rPr>
+                <w:b w:val="0"/>
+                <w:i w:val="0"/>
+              </w:rPr>
               <w:t>MDR</w:t>
             </w:r>
           </w:p>
@@ -2682,6 +2633,10 @@
           <w:p>
             <w:r/>
             <w:r>
+              <w:rPr>
+                <w:b w:val="0"/>
+                <w:i w:val="0"/>
+              </w:rPr>
               <w:t>CIR</w:t>
             </w:r>
           </w:p>
@@ -2701,19 +2656,29 @@
       <w:r>
         <w:rPr>
           <w:b/>
+          <w:i w:val="0"/>
         </w:rPr>
         <w:t>Q6</w:t>
       </w:r>
       <w:r>
+        <w:rPr>
+          <w:b w:val="0"/>
+          <w:i w:val="0"/>
+        </w:rPr>
         <w:t xml:space="preserve"> Explain how increasing the amount of cache can improve the performance of a CPU. </w:t>
       </w:r>
       <w:r>
         <w:rPr>
           <w:b/>
+          <w:i w:val="0"/>
         </w:rPr>
         <w:t>[3]</w:t>
       </w:r>
       <w:r>
+        <w:rPr>
+          <w:b w:val="0"/>
+          <w:i w:val="0"/>
+        </w:rPr>
         <w:t xml:space="preserve"> (AO1)</w:t>
       </w:r>
     </w:p>
@@ -2774,28 +2739,43 @@
       <w:r>
         <w:rPr>
           <w:b/>
+          <w:i w:val="0"/>
         </w:rPr>
         <w:t>Q7</w:t>
       </w:r>
       <w:r>
+        <w:rPr>
+          <w:b w:val="0"/>
+          <w:i w:val="0"/>
+        </w:rPr>
         <w:t xml:space="preserve"> Describe </w:t>
       </w:r>
       <w:r>
         <w:rPr>
           <w:b/>
+          <w:i w:val="0"/>
         </w:rPr>
         <w:t>two</w:t>
       </w:r>
       <w:r>
+        <w:rPr>
+          <w:b w:val="0"/>
+          <w:i w:val="0"/>
+        </w:rPr>
         <w:t xml:space="preserve"> differences between RISC and CISC processors. </w:t>
       </w:r>
       <w:r>
         <w:rPr>
           <w:b/>
+          <w:i w:val="0"/>
         </w:rPr>
         <w:t>[4]</w:t>
       </w:r>
       <w:r>
+        <w:rPr>
+          <w:b w:val="0"/>
+          <w:i w:val="0"/>
+        </w:rPr>
         <w:t xml:space="preserve"> (AO1)</w:t>
       </w:r>
     </w:p>
@@ -2879,24 +2859,38 @@
       <w:r>
         <w:rPr>
           <w:b/>
+          <w:i w:val="0"/>
         </w:rPr>
-        <w:t>Q8\</w:t>
+        <w:t>Q8*</w:t>
       </w:r>
       <w:r>
-        <w:t>* An animation studio is buying new workstations. The workstations will spend most of their time rendering complex 3D scenes, but staff will also use them for everyday office tasks such as email and word processing. The studio must choose how to spend a fixed budget across: a higher clock speed, more CPU cores, more cache, and a dedicated GPU.</w:t>
+        <w:rPr>
+          <w:b w:val="0"/>
+          <w:i w:val="0"/>
+        </w:rPr>
+        <w:t xml:space="preserve"> An animation studio is buying new workstations. The workstations will spend most of their time rendering complex 3D scenes, but staff will also use them for everyday office tasks such as email and word processing. The studio must choose how to spend a fixed budget across: a higher clock speed, more CPU cores, more cache, and a dedicated GPU.</w:t>
       </w:r>
     </w:p>
     <w:p>
       <w:r>
+        <w:rPr>
+          <w:b w:val="0"/>
+          <w:i w:val="0"/>
+        </w:rPr>
         <w:t xml:space="preserve">Discuss the factors the studio should consider when specifying the processors for these workstations, and recommend how the budget should be spent. </w:t>
       </w:r>
       <w:r>
         <w:rPr>
           <w:b/>
+          <w:i w:val="0"/>
         </w:rPr>
         <w:t>[9]</w:t>
       </w:r>
       <w:r>
+        <w:rPr>
+          <w:b w:val="0"/>
+          <w:i w:val="0"/>
+        </w:rPr>
         <w:t xml:space="preserve"> (AO3)</w:t>
       </w:r>
     </w:p>
@@ -2999,6 +2993,7 @@
     <w:p>
       <w:r>
         <w:rPr>
+          <w:b w:val="0"/>
           <w:i/>
         </w:rPr>
         <w:t>The quality of your extended response will be assessed in this question.</w:t>

--- a/Course/1 Component 1 - Computer Systems/1.1 Processors, Input, Output and Storage/00 Topic Resources/6 End-of-Topic Worksheet (editable).docx
+++ b/Course/1 Component 1 - Computer Systems/1.1 Processors, Input, Output and Storage/00 Topic Resources/6 End-of-Topic Worksheet (editable).docx
@@ -2068,22 +2068,32 @@
         <w:t xml:space="preserve"> (AO1)</w:t>
       </w:r>
     </w:p>
-    <w:p>
-      <w:pPr>
-        <w:spacing w:before="260"/>
-        <w:pBdr>
-          <w:bottom w:val="single" w:sz="4" w:space="1" w:color="AAB4C0"/>
-        </w:pBdr>
-      </w:pPr>
-    </w:p>
-    <w:p>
-      <w:pPr>
-        <w:spacing w:before="260"/>
-        <w:pBdr>
-          <w:bottom w:val="single" w:sz="4" w:space="1" w:color="AAB4C0"/>
-        </w:pBdr>
-      </w:pPr>
-    </w:p>
+    <w:tbl>
+      <w:tblPr>
+        <w:tblStyle w:val="TableGrid"/>
+        <w:tblW w:type="auto" w:w="0"/>
+        <w:tblLook w:firstColumn="1" w:firstRow="1" w:lastColumn="0" w:lastRow="0" w:noHBand="0" w:noVBand="1" w:val="04A0"/>
+      </w:tblPr>
+      <w:tblGrid>
+        <w:gridCol w:w="8640"/>
+      </w:tblGrid>
+      <w:tr>
+        <w:trPr>
+          <w:trHeight w:val="680" w:hRule="atLeast"/>
+        </w:trPr>
+        <w:tc>
+          <w:tcPr>
+            <w:tcW w:type="dxa" w:w="8640"/>
+          </w:tcPr>
+          <w:p>
+            <w:pPr>
+              <w:spacing w:before="40"/>
+            </w:pPr>
+          </w:p>
+        </w:tc>
+      </w:tr>
+    </w:tbl>
+    <w:p/>
     <w:p>
       <w:pPr>
         <w:pBdr>
@@ -2121,30 +2131,32 @@
         <w:t xml:space="preserve"> (AO1)</w:t>
       </w:r>
     </w:p>
-    <w:p>
-      <w:pPr>
-        <w:spacing w:before="260"/>
-        <w:pBdr>
-          <w:bottom w:val="single" w:sz="4" w:space="1" w:color="AAB4C0"/>
-        </w:pBdr>
-      </w:pPr>
-    </w:p>
-    <w:p>
-      <w:pPr>
-        <w:spacing w:before="260"/>
-        <w:pBdr>
-          <w:bottom w:val="single" w:sz="4" w:space="1" w:color="AAB4C0"/>
-        </w:pBdr>
-      </w:pPr>
-    </w:p>
-    <w:p>
-      <w:pPr>
-        <w:spacing w:before="260"/>
-        <w:pBdr>
-          <w:bottom w:val="single" w:sz="4" w:space="1" w:color="AAB4C0"/>
-        </w:pBdr>
-      </w:pPr>
-    </w:p>
+    <w:tbl>
+      <w:tblPr>
+        <w:tblStyle w:val="TableGrid"/>
+        <w:tblW w:type="auto" w:w="0"/>
+        <w:tblLook w:firstColumn="1" w:firstRow="1" w:lastColumn="0" w:lastRow="0" w:noHBand="0" w:noVBand="1" w:val="04A0"/>
+      </w:tblPr>
+      <w:tblGrid>
+        <w:gridCol w:w="8640"/>
+      </w:tblGrid>
+      <w:tr>
+        <w:trPr>
+          <w:trHeight w:val="1020" w:hRule="atLeast"/>
+        </w:trPr>
+        <w:tc>
+          <w:tcPr>
+            <w:tcW w:type="dxa" w:w="8640"/>
+          </w:tcPr>
+          <w:p>
+            <w:pPr>
+              <w:spacing w:before="40"/>
+            </w:pPr>
+          </w:p>
+        </w:tc>
+      </w:tr>
+    </w:tbl>
+    <w:p/>
     <w:p>
       <w:pPr>
         <w:pBdr>
@@ -2217,38 +2229,32 @@
         <w:t xml:space="preserve"> (AO2)</w:t>
       </w:r>
     </w:p>
-    <w:p>
-      <w:pPr>
-        <w:spacing w:before="260"/>
-        <w:pBdr>
-          <w:bottom w:val="single" w:sz="4" w:space="1" w:color="AAB4C0"/>
-        </w:pBdr>
-      </w:pPr>
-    </w:p>
-    <w:p>
-      <w:pPr>
-        <w:spacing w:before="260"/>
-        <w:pBdr>
-          <w:bottom w:val="single" w:sz="4" w:space="1" w:color="AAB4C0"/>
-        </w:pBdr>
-      </w:pPr>
-    </w:p>
-    <w:p>
-      <w:pPr>
-        <w:spacing w:before="260"/>
-        <w:pBdr>
-          <w:bottom w:val="single" w:sz="4" w:space="1" w:color="AAB4C0"/>
-        </w:pBdr>
-      </w:pPr>
-    </w:p>
-    <w:p>
-      <w:pPr>
-        <w:spacing w:before="260"/>
-        <w:pBdr>
-          <w:bottom w:val="single" w:sz="4" w:space="1" w:color="AAB4C0"/>
-        </w:pBdr>
-      </w:pPr>
-    </w:p>
+    <w:tbl>
+      <w:tblPr>
+        <w:tblStyle w:val="TableGrid"/>
+        <w:tblW w:type="auto" w:w="0"/>
+        <w:tblLook w:firstColumn="1" w:firstRow="1" w:lastColumn="0" w:lastRow="0" w:noHBand="0" w:noVBand="1" w:val="04A0"/>
+      </w:tblPr>
+      <w:tblGrid>
+        <w:gridCol w:w="8640"/>
+      </w:tblGrid>
+      <w:tr>
+        <w:trPr>
+          <w:trHeight w:val="1360" w:hRule="atLeast"/>
+        </w:trPr>
+        <w:tc>
+          <w:tcPr>
+            <w:tcW w:type="dxa" w:w="8640"/>
+          </w:tcPr>
+          <w:p>
+            <w:pPr>
+              <w:spacing w:before="40"/>
+            </w:pPr>
+          </w:p>
+        </w:tc>
+      </w:tr>
+    </w:tbl>
+    <w:p/>
     <w:p>
       <w:pPr>
         <w:pBdr>
@@ -2314,54 +2320,32 @@
         <w:t xml:space="preserve"> (AO2)</w:t>
       </w:r>
     </w:p>
-    <w:p>
-      <w:pPr>
-        <w:spacing w:before="260"/>
-        <w:pBdr>
-          <w:bottom w:val="single" w:sz="4" w:space="1" w:color="AAB4C0"/>
-        </w:pBdr>
-      </w:pPr>
-    </w:p>
-    <w:p>
-      <w:pPr>
-        <w:spacing w:before="260"/>
-        <w:pBdr>
-          <w:bottom w:val="single" w:sz="4" w:space="1" w:color="AAB4C0"/>
-        </w:pBdr>
-      </w:pPr>
-    </w:p>
-    <w:p>
-      <w:pPr>
-        <w:spacing w:before="260"/>
-        <w:pBdr>
-          <w:bottom w:val="single" w:sz="4" w:space="1" w:color="AAB4C0"/>
-        </w:pBdr>
-      </w:pPr>
-    </w:p>
-    <w:p>
-      <w:pPr>
-        <w:spacing w:before="260"/>
-        <w:pBdr>
-          <w:bottom w:val="single" w:sz="4" w:space="1" w:color="AAB4C0"/>
-        </w:pBdr>
-      </w:pPr>
-    </w:p>
-    <w:p>
-      <w:pPr>
-        <w:spacing w:before="260"/>
-        <w:pBdr>
-          <w:bottom w:val="single" w:sz="4" w:space="1" w:color="AAB4C0"/>
-        </w:pBdr>
-      </w:pPr>
-    </w:p>
-    <w:p>
-      <w:pPr>
-        <w:spacing w:before="260"/>
-        <w:pBdr>
-          <w:bottom w:val="single" w:sz="4" w:space="1" w:color="AAB4C0"/>
-        </w:pBdr>
-      </w:pPr>
-    </w:p>
+    <w:tbl>
+      <w:tblPr>
+        <w:tblStyle w:val="TableGrid"/>
+        <w:tblW w:type="auto" w:w="0"/>
+        <w:tblLook w:firstColumn="1" w:firstRow="1" w:lastColumn="0" w:lastRow="0" w:noHBand="0" w:noVBand="1" w:val="04A0"/>
+      </w:tblPr>
+      <w:tblGrid>
+        <w:gridCol w:w="8640"/>
+      </w:tblGrid>
+      <w:tr>
+        <w:trPr>
+          <w:trHeight w:val="2040" w:hRule="atLeast"/>
+        </w:trPr>
+        <w:tc>
+          <w:tcPr>
+            <w:tcW w:type="dxa" w:w="8640"/>
+          </w:tcPr>
+          <w:p>
+            <w:pPr>
+              <w:spacing w:before="40"/>
+            </w:pPr>
+          </w:p>
+        </w:tc>
+      </w:tr>
+    </w:tbl>
+    <w:p/>
     <w:p>
       <w:pPr>
         <w:pBdr>
@@ -2450,54 +2434,32 @@
         <w:t xml:space="preserve"> (AO2)</w:t>
       </w:r>
     </w:p>
-    <w:p>
-      <w:pPr>
-        <w:spacing w:before="260"/>
-        <w:pBdr>
-          <w:bottom w:val="single" w:sz="4" w:space="1" w:color="AAB4C0"/>
-        </w:pBdr>
-      </w:pPr>
-    </w:p>
-    <w:p>
-      <w:pPr>
-        <w:spacing w:before="260"/>
-        <w:pBdr>
-          <w:bottom w:val="single" w:sz="4" w:space="1" w:color="AAB4C0"/>
-        </w:pBdr>
-      </w:pPr>
-    </w:p>
-    <w:p>
-      <w:pPr>
-        <w:spacing w:before="260"/>
-        <w:pBdr>
-          <w:bottom w:val="single" w:sz="4" w:space="1" w:color="AAB4C0"/>
-        </w:pBdr>
-      </w:pPr>
-    </w:p>
-    <w:p>
-      <w:pPr>
-        <w:spacing w:before="260"/>
-        <w:pBdr>
-          <w:bottom w:val="single" w:sz="4" w:space="1" w:color="AAB4C0"/>
-        </w:pBdr>
-      </w:pPr>
-    </w:p>
-    <w:p>
-      <w:pPr>
-        <w:spacing w:before="260"/>
-        <w:pBdr>
-          <w:bottom w:val="single" w:sz="4" w:space="1" w:color="AAB4C0"/>
-        </w:pBdr>
-      </w:pPr>
-    </w:p>
-    <w:p>
-      <w:pPr>
-        <w:spacing w:before="260"/>
-        <w:pBdr>
-          <w:bottom w:val="single" w:sz="4" w:space="1" w:color="AAB4C0"/>
-        </w:pBdr>
-      </w:pPr>
-    </w:p>
+    <w:tbl>
+      <w:tblPr>
+        <w:tblStyle w:val="TableGrid"/>
+        <w:tblW w:type="auto" w:w="0"/>
+        <w:tblLook w:firstColumn="1" w:firstRow="1" w:lastColumn="0" w:lastRow="0" w:noHBand="0" w:noVBand="1" w:val="04A0"/>
+      </w:tblPr>
+      <w:tblGrid>
+        <w:gridCol w:w="8640"/>
+      </w:tblGrid>
+      <w:tr>
+        <w:trPr>
+          <w:trHeight w:val="2040" w:hRule="atLeast"/>
+        </w:trPr>
+        <w:tc>
+          <w:tcPr>
+            <w:tcW w:type="dxa" w:w="8640"/>
+          </w:tcPr>
+          <w:p>
+            <w:pPr>
+              <w:spacing w:before="40"/>
+            </w:pPr>
+          </w:p>
+        </w:tc>
+      </w:tr>
+    </w:tbl>
+    <w:p/>
     <w:tbl>
       <w:tblPr>
         <w:tblStyle w:val="TableGrid"/>
@@ -2682,38 +2644,32 @@
         <w:t xml:space="preserve"> (AO1)</w:t>
       </w:r>
     </w:p>
-    <w:p>
-      <w:pPr>
-        <w:spacing w:before="260"/>
-        <w:pBdr>
-          <w:bottom w:val="single" w:sz="4" w:space="1" w:color="AAB4C0"/>
-        </w:pBdr>
-      </w:pPr>
-    </w:p>
-    <w:p>
-      <w:pPr>
-        <w:spacing w:before="260"/>
-        <w:pBdr>
-          <w:bottom w:val="single" w:sz="4" w:space="1" w:color="AAB4C0"/>
-        </w:pBdr>
-      </w:pPr>
-    </w:p>
-    <w:p>
-      <w:pPr>
-        <w:spacing w:before="260"/>
-        <w:pBdr>
-          <w:bottom w:val="single" w:sz="4" w:space="1" w:color="AAB4C0"/>
-        </w:pBdr>
-      </w:pPr>
-    </w:p>
-    <w:p>
-      <w:pPr>
-        <w:spacing w:before="260"/>
-        <w:pBdr>
-          <w:bottom w:val="single" w:sz="4" w:space="1" w:color="AAB4C0"/>
-        </w:pBdr>
-      </w:pPr>
-    </w:p>
+    <w:tbl>
+      <w:tblPr>
+        <w:tblStyle w:val="TableGrid"/>
+        <w:tblW w:type="auto" w:w="0"/>
+        <w:tblLook w:firstColumn="1" w:firstRow="1" w:lastColumn="0" w:lastRow="0" w:noHBand="0" w:noVBand="1" w:val="04A0"/>
+      </w:tblPr>
+      <w:tblGrid>
+        <w:gridCol w:w="8640"/>
+      </w:tblGrid>
+      <w:tr>
+        <w:trPr>
+          <w:trHeight w:val="1360" w:hRule="atLeast"/>
+        </w:trPr>
+        <w:tc>
+          <w:tcPr>
+            <w:tcW w:type="dxa" w:w="8640"/>
+          </w:tcPr>
+          <w:p>
+            <w:pPr>
+              <w:spacing w:before="40"/>
+            </w:pPr>
+          </w:p>
+        </w:tc>
+      </w:tr>
+    </w:tbl>
+    <w:p/>
     <w:p>
       <w:pPr>
         <w:pBdr>
@@ -2779,54 +2735,32 @@
         <w:t xml:space="preserve"> (AO1)</w:t>
       </w:r>
     </w:p>
-    <w:p>
-      <w:pPr>
-        <w:spacing w:before="260"/>
-        <w:pBdr>
-          <w:bottom w:val="single" w:sz="4" w:space="1" w:color="AAB4C0"/>
-        </w:pBdr>
-      </w:pPr>
-    </w:p>
-    <w:p>
-      <w:pPr>
-        <w:spacing w:before="260"/>
-        <w:pBdr>
-          <w:bottom w:val="single" w:sz="4" w:space="1" w:color="AAB4C0"/>
-        </w:pBdr>
-      </w:pPr>
-    </w:p>
-    <w:p>
-      <w:pPr>
-        <w:spacing w:before="260"/>
-        <w:pBdr>
-          <w:bottom w:val="single" w:sz="4" w:space="1" w:color="AAB4C0"/>
-        </w:pBdr>
-      </w:pPr>
-    </w:p>
-    <w:p>
-      <w:pPr>
-        <w:spacing w:before="260"/>
-        <w:pBdr>
-          <w:bottom w:val="single" w:sz="4" w:space="1" w:color="AAB4C0"/>
-        </w:pBdr>
-      </w:pPr>
-    </w:p>
-    <w:p>
-      <w:pPr>
-        <w:spacing w:before="260"/>
-        <w:pBdr>
-          <w:bottom w:val="single" w:sz="4" w:space="1" w:color="AAB4C0"/>
-        </w:pBdr>
-      </w:pPr>
-    </w:p>
-    <w:p>
-      <w:pPr>
-        <w:spacing w:before="260"/>
-        <w:pBdr>
-          <w:bottom w:val="single" w:sz="4" w:space="1" w:color="AAB4C0"/>
-        </w:pBdr>
-      </w:pPr>
-    </w:p>
+    <w:tbl>
+      <w:tblPr>
+        <w:tblStyle w:val="TableGrid"/>
+        <w:tblW w:type="auto" w:w="0"/>
+        <w:tblLook w:firstColumn="1" w:firstRow="1" w:lastColumn="0" w:lastRow="0" w:noHBand="0" w:noVBand="1" w:val="04A0"/>
+      </w:tblPr>
+      <w:tblGrid>
+        <w:gridCol w:w="8640"/>
+      </w:tblGrid>
+      <w:tr>
+        <w:trPr>
+          <w:trHeight w:val="2040" w:hRule="atLeast"/>
+        </w:trPr>
+        <w:tc>
+          <w:tcPr>
+            <w:tcW w:type="dxa" w:w="8640"/>
+          </w:tcPr>
+          <w:p>
+            <w:pPr>
+              <w:spacing w:before="40"/>
+            </w:pPr>
+          </w:p>
+        </w:tc>
+      </w:tr>
+    </w:tbl>
+    <w:p/>
     <w:p>
       <w:pPr>
         <w:pBdr>
@@ -2894,102 +2828,32 @@
         <w:t xml:space="preserve"> (AO3)</w:t>
       </w:r>
     </w:p>
-    <w:p>
-      <w:pPr>
-        <w:spacing w:before="260"/>
-        <w:pBdr>
-          <w:bottom w:val="single" w:sz="4" w:space="1" w:color="AAB4C0"/>
-        </w:pBdr>
-      </w:pPr>
-    </w:p>
-    <w:p>
-      <w:pPr>
-        <w:spacing w:before="260"/>
-        <w:pBdr>
-          <w:bottom w:val="single" w:sz="4" w:space="1" w:color="AAB4C0"/>
-        </w:pBdr>
-      </w:pPr>
-    </w:p>
-    <w:p>
-      <w:pPr>
-        <w:spacing w:before="260"/>
-        <w:pBdr>
-          <w:bottom w:val="single" w:sz="4" w:space="1" w:color="AAB4C0"/>
-        </w:pBdr>
-      </w:pPr>
-    </w:p>
-    <w:p>
-      <w:pPr>
-        <w:spacing w:before="260"/>
-        <w:pBdr>
-          <w:bottom w:val="single" w:sz="4" w:space="1" w:color="AAB4C0"/>
-        </w:pBdr>
-      </w:pPr>
-    </w:p>
-    <w:p>
-      <w:pPr>
-        <w:spacing w:before="260"/>
-        <w:pBdr>
-          <w:bottom w:val="single" w:sz="4" w:space="1" w:color="AAB4C0"/>
-        </w:pBdr>
-      </w:pPr>
-    </w:p>
-    <w:p>
-      <w:pPr>
-        <w:spacing w:before="260"/>
-        <w:pBdr>
-          <w:bottom w:val="single" w:sz="4" w:space="1" w:color="AAB4C0"/>
-        </w:pBdr>
-      </w:pPr>
-    </w:p>
-    <w:p>
-      <w:pPr>
-        <w:spacing w:before="260"/>
-        <w:pBdr>
-          <w:bottom w:val="single" w:sz="4" w:space="1" w:color="AAB4C0"/>
-        </w:pBdr>
-      </w:pPr>
-    </w:p>
-    <w:p>
-      <w:pPr>
-        <w:spacing w:before="260"/>
-        <w:pBdr>
-          <w:bottom w:val="single" w:sz="4" w:space="1" w:color="AAB4C0"/>
-        </w:pBdr>
-      </w:pPr>
-    </w:p>
-    <w:p>
-      <w:pPr>
-        <w:spacing w:before="260"/>
-        <w:pBdr>
-          <w:bottom w:val="single" w:sz="4" w:space="1" w:color="AAB4C0"/>
-        </w:pBdr>
-      </w:pPr>
-    </w:p>
-    <w:p>
-      <w:pPr>
-        <w:spacing w:before="260"/>
-        <w:pBdr>
-          <w:bottom w:val="single" w:sz="4" w:space="1" w:color="AAB4C0"/>
-        </w:pBdr>
-      </w:pPr>
-    </w:p>
-    <w:p>
-      <w:pPr>
-        <w:spacing w:before="260"/>
-        <w:pBdr>
-          <w:bottom w:val="single" w:sz="4" w:space="1" w:color="AAB4C0"/>
-        </w:pBdr>
-      </w:pPr>
-    </w:p>
-    <w:p>
-      <w:pPr>
-        <w:spacing w:before="260"/>
-        <w:pBdr>
-          <w:bottom w:val="single" w:sz="4" w:space="1" w:color="AAB4C0"/>
-        </w:pBdr>
-      </w:pPr>
-    </w:p>
+    <w:tbl>
+      <w:tblPr>
+        <w:tblStyle w:val="TableGrid"/>
+        <w:tblW w:type="auto" w:w="0"/>
+        <w:tblLook w:firstColumn="1" w:firstRow="1" w:lastColumn="0" w:lastRow="0" w:noHBand="0" w:noVBand="1" w:val="04A0"/>
+      </w:tblPr>
+      <w:tblGrid>
+        <w:gridCol w:w="8640"/>
+      </w:tblGrid>
+      <w:tr>
+        <w:trPr>
+          <w:trHeight w:val="4080" w:hRule="atLeast"/>
+        </w:trPr>
+        <w:tc>
+          <w:tcPr>
+            <w:tcW w:type="dxa" w:w="8640"/>
+          </w:tcPr>
+          <w:p>
+            <w:pPr>
+              <w:spacing w:before="40"/>
+            </w:pPr>
+          </w:p>
+        </w:tc>
+      </w:tr>
+    </w:tbl>
+    <w:p/>
     <w:p>
       <w:r>
         <w:rPr>
